--- a/resources/vorlagen/rechnung_stunde.docx
+++ b/resources/vorlagen/rechnung_stunde.docx
@@ -1,6 +1,6 @@
 
 <file path=word/document.xml><?xml version="1.0" encoding="utf-8"?>
-<w:document xmlns:wpc="http://schemas.microsoft.com/office/word/2010/wordprocessingCanvas" xmlns:cx="http://schemas.microsoft.com/office/drawing/2014/chartex" xmlns:cx1="http://schemas.microsoft.com/office/drawing/2015/9/8/chartex" xmlns:cx2="http://schemas.microsoft.com/office/drawing/2015/10/21/chartex" xmlns:cx3="http://schemas.microsoft.com/office/drawing/2016/5/9/chartex" xmlns:cx4="http://schemas.microsoft.com/office/drawing/2016/5/10/chartex" xmlns:cx5="http://schemas.microsoft.com/office/drawing/2016/5/11/chartex" xmlns:cx6="http://schemas.microsoft.com/office/drawing/2016/5/12/chartex" xmlns:cx7="http://schemas.microsoft.com/office/drawing/2016/5/13/chartex" xmlns:cx8="http://schemas.microsoft.com/office/drawing/2016/5/14/chartex" xmlns:mc="http://schemas.openxmlformats.org/markup-compatibility/2006" xmlns:aink="http://schemas.microsoft.com/office/drawing/2016/ink" xmlns:am3d="http://schemas.microsoft.com/office/drawing/2017/model3d" xmlns:o="urn:schemas-microsoft-com:office:office" xmlns:r="http://schemas.openxmlformats.org/officeDocument/2006/relationships" xmlns:m="http://schemas.openxmlformats.org/officeDocument/2006/math" xmlns:v="urn:schemas-microsoft-com:vml" xmlns:wp14="http://schemas.microsoft.com/office/word/2010/wordprocessingDrawing" xmlns:wp="http://schemas.openxmlformats.org/drawingml/2006/wordprocessingDrawing" xmlns:w10="urn:schemas-microsoft-com:office:word" xmlns:w="http://schemas.openxmlformats.org/wordprocessingml/2006/main" xmlns:w14="http://schemas.microsoft.com/office/word/2010/wordml" xmlns:w15="http://schemas.microsoft.com/office/word/2012/wordml" xmlns:w16cex="http://schemas.microsoft.com/office/word/2018/wordml/cex" xmlns:w16cid="http://schemas.microsoft.com/office/word/2016/wordml/cid" xmlns:w16="http://schemas.microsoft.com/office/word/2018/wordml" xmlns:w16se="http://schemas.microsoft.com/office/word/2015/wordml/symex" xmlns:wpg="http://schemas.microsoft.com/office/word/2010/wordprocessingGroup" xmlns:wpi="http://schemas.microsoft.com/office/word/2010/wordprocessingInk" xmlns:wne="http://schemas.microsoft.com/office/word/2006/wordml" xmlns:wps="http://schemas.microsoft.com/office/word/2010/wordprocessingShape" mc:Ignorable="w14 w15 w16se w16cid w16 w16cex wp14">
+<w:document xmlns:wpc="http://schemas.microsoft.com/office/word/2010/wordprocessingCanvas" xmlns:cx="http://schemas.microsoft.com/office/drawing/2014/chartex" xmlns:cx1="http://schemas.microsoft.com/office/drawing/2015/9/8/chartex" xmlns:cx2="http://schemas.microsoft.com/office/drawing/2015/10/21/chartex" xmlns:cx3="http://schemas.microsoft.com/office/drawing/2016/5/9/chartex" xmlns:cx4="http://schemas.microsoft.com/office/drawing/2016/5/10/chartex" xmlns:cx5="http://schemas.microsoft.com/office/drawing/2016/5/11/chartex" xmlns:cx6="http://schemas.microsoft.com/office/drawing/2016/5/12/chartex" xmlns:cx7="http://schemas.microsoft.com/office/drawing/2016/5/13/chartex" xmlns:cx8="http://schemas.microsoft.com/office/drawing/2016/5/14/chartex" xmlns:mc="http://schemas.openxmlformats.org/markup-compatibility/2006" xmlns:aink="http://schemas.microsoft.com/office/drawing/2016/ink" xmlns:am3d="http://schemas.microsoft.com/office/drawing/2017/model3d" xmlns:o="urn:schemas-microsoft-com:office:office" xmlns:oel="http://schemas.microsoft.com/office/2019/extlst" xmlns:r="http://schemas.openxmlformats.org/officeDocument/2006/relationships" xmlns:m="http://schemas.openxmlformats.org/officeDocument/2006/math" xmlns:v="urn:schemas-microsoft-com:vml" xmlns:wp14="http://schemas.microsoft.com/office/word/2010/wordprocessingDrawing" xmlns:wp="http://schemas.openxmlformats.org/drawingml/2006/wordprocessingDrawing" xmlns:w10="urn:schemas-microsoft-com:office:word" xmlns:w="http://schemas.openxmlformats.org/wordprocessingml/2006/main" xmlns:w14="http://schemas.microsoft.com/office/word/2010/wordml" xmlns:w15="http://schemas.microsoft.com/office/word/2012/wordml" xmlns:w16cex="http://schemas.microsoft.com/office/word/2018/wordml/cex" xmlns:w16cid="http://schemas.microsoft.com/office/word/2016/wordml/cid" xmlns:w16="http://schemas.microsoft.com/office/word/2018/wordml" xmlns:w16du="http://schemas.microsoft.com/office/word/2023/wordml/word16du" xmlns:w16sdtdh="http://schemas.microsoft.com/office/word/2020/wordml/sdtdatahash" xmlns:w16sdtfl="http://schemas.microsoft.com/office/word/2024/wordml/sdtformatlock" xmlns:w16se="http://schemas.microsoft.com/office/word/2015/wordml/symex" xmlns:wpg="http://schemas.microsoft.com/office/word/2010/wordprocessingGroup" xmlns:wpi="http://schemas.microsoft.com/office/word/2010/wordprocessingInk" xmlns:wne="http://schemas.microsoft.com/office/word/2006/wordml" xmlns:wps="http://schemas.microsoft.com/office/word/2010/wordprocessingShape" mc:Ignorable="w14 w15 w16se w16cid w16 w16cex w16sdtdh w16sdtfl w16du wp14">
   <w:body>
     <w:p>
       <w:pPr>
@@ -856,7 +856,7 @@
               <w:rPr>
                 <w:rFonts w:ascii="Times New Roman" w:hAnsi="Times New Roman" w:cs="Times New Roman"/>
               </w:rPr>
-              <w:t>6</w:t>
+              <w:t>9</w:t>
             </w:r>
             <w:r>
               <w:rPr>
@@ -1063,7 +1063,7 @@
 </file>
 
 <file path=word/numbering.xml><?xml version="1.0" encoding="utf-8"?>
-<w:numbering xmlns:wpc="http://schemas.microsoft.com/office/word/2010/wordprocessingCanvas" xmlns:cx="http://schemas.microsoft.com/office/drawing/2014/chartex" xmlns:cx1="http://schemas.microsoft.com/office/drawing/2015/9/8/chartex" xmlns:cx2="http://schemas.microsoft.com/office/drawing/2015/10/21/chartex" xmlns:cx3="http://schemas.microsoft.com/office/drawing/2016/5/9/chartex" xmlns:cx4="http://schemas.microsoft.com/office/drawing/2016/5/10/chartex" xmlns:cx5="http://schemas.microsoft.com/office/drawing/2016/5/11/chartex" xmlns:cx6="http://schemas.microsoft.com/office/drawing/2016/5/12/chartex" xmlns:cx7="http://schemas.microsoft.com/office/drawing/2016/5/13/chartex" xmlns:cx8="http://schemas.microsoft.com/office/drawing/2016/5/14/chartex" xmlns:mc="http://schemas.openxmlformats.org/markup-compatibility/2006" xmlns:aink="http://schemas.microsoft.com/office/drawing/2016/ink" xmlns:am3d="http://schemas.microsoft.com/office/drawing/2017/model3d" xmlns:o="urn:schemas-microsoft-com:office:office" xmlns:r="http://schemas.openxmlformats.org/officeDocument/2006/relationships" xmlns:m="http://schemas.openxmlformats.org/officeDocument/2006/math" xmlns:v="urn:schemas-microsoft-com:vml" xmlns:wp14="http://schemas.microsoft.com/office/word/2010/wordprocessingDrawing" xmlns:wp="http://schemas.openxmlformats.org/drawingml/2006/wordprocessingDrawing" xmlns:w10="urn:schemas-microsoft-com:office:word" xmlns:w="http://schemas.openxmlformats.org/wordprocessingml/2006/main" xmlns:w14="http://schemas.microsoft.com/office/word/2010/wordml" xmlns:w15="http://schemas.microsoft.com/office/word/2012/wordml" xmlns:w16cex="http://schemas.microsoft.com/office/word/2018/wordml/cex" xmlns:w16cid="http://schemas.microsoft.com/office/word/2016/wordml/cid" xmlns:w16="http://schemas.microsoft.com/office/word/2018/wordml" xmlns:w16se="http://schemas.microsoft.com/office/word/2015/wordml/symex" xmlns:wpg="http://schemas.microsoft.com/office/word/2010/wordprocessingGroup" xmlns:wpi="http://schemas.microsoft.com/office/word/2010/wordprocessingInk" xmlns:wne="http://schemas.microsoft.com/office/word/2006/wordml" xmlns:wps="http://schemas.microsoft.com/office/word/2010/wordprocessingShape" mc:Ignorable="w14 w15 w16se w16cid w16 w16cex wp14">
+<w:numbering xmlns:wpc="http://schemas.microsoft.com/office/word/2010/wordprocessingCanvas" xmlns:cx="http://schemas.microsoft.com/office/drawing/2014/chartex" xmlns:cx1="http://schemas.microsoft.com/office/drawing/2015/9/8/chartex" xmlns:cx2="http://schemas.microsoft.com/office/drawing/2015/10/21/chartex" xmlns:cx3="http://schemas.microsoft.com/office/drawing/2016/5/9/chartex" xmlns:cx4="http://schemas.microsoft.com/office/drawing/2016/5/10/chartex" xmlns:cx5="http://schemas.microsoft.com/office/drawing/2016/5/11/chartex" xmlns:cx6="http://schemas.microsoft.com/office/drawing/2016/5/12/chartex" xmlns:cx7="http://schemas.microsoft.com/office/drawing/2016/5/13/chartex" xmlns:cx8="http://schemas.microsoft.com/office/drawing/2016/5/14/chartex" xmlns:mc="http://schemas.openxmlformats.org/markup-compatibility/2006" xmlns:aink="http://schemas.microsoft.com/office/drawing/2016/ink" xmlns:am3d="http://schemas.microsoft.com/office/drawing/2017/model3d" xmlns:o="urn:schemas-microsoft-com:office:office" xmlns:oel="http://schemas.microsoft.com/office/2019/extlst" xmlns:r="http://schemas.openxmlformats.org/officeDocument/2006/relationships" xmlns:m="http://schemas.openxmlformats.org/officeDocument/2006/math" xmlns:v="urn:schemas-microsoft-com:vml" xmlns:wp14="http://schemas.microsoft.com/office/word/2010/wordprocessingDrawing" xmlns:wp="http://schemas.openxmlformats.org/drawingml/2006/wordprocessingDrawing" xmlns:w10="urn:schemas-microsoft-com:office:word" xmlns:w="http://schemas.openxmlformats.org/wordprocessingml/2006/main" xmlns:w14="http://schemas.microsoft.com/office/word/2010/wordml" xmlns:w15="http://schemas.microsoft.com/office/word/2012/wordml" xmlns:w16cex="http://schemas.microsoft.com/office/word/2018/wordml/cex" xmlns:w16cid="http://schemas.microsoft.com/office/word/2016/wordml/cid" xmlns:w16="http://schemas.microsoft.com/office/word/2018/wordml" xmlns:w16du="http://schemas.microsoft.com/office/word/2023/wordml/word16du" xmlns:w16sdtdh="http://schemas.microsoft.com/office/word/2020/wordml/sdtdatahash" xmlns:w16sdtfl="http://schemas.microsoft.com/office/word/2024/wordml/sdtformatlock" xmlns:w16se="http://schemas.microsoft.com/office/word/2015/wordml/symex" xmlns:wpg="http://schemas.microsoft.com/office/word/2010/wordprocessingGroup" xmlns:wpi="http://schemas.microsoft.com/office/word/2010/wordprocessingInk" xmlns:wne="http://schemas.microsoft.com/office/word/2006/wordml" xmlns:wps="http://schemas.microsoft.com/office/word/2010/wordprocessingShape" mc:Ignorable="w14 w15 w16se w16cid w16 w16cex w16sdtdh w16sdtfl w16du wp14">
   <w:abstractNum w:abstractNumId="0" w15:restartNumberingAfterBreak="0">
     <w:nsid w:val="28904AE0"/>
     <w:multiLevelType w:val="hybridMultilevel"/>
@@ -1289,17 +1289,17 @@
       </w:rPr>
     </w:lvl>
   </w:abstractNum>
-  <w:num w:numId="1">
+  <w:num w:numId="1" w16cid:durableId="79255919">
     <w:abstractNumId w:val="1"/>
   </w:num>
-  <w:num w:numId="2">
+  <w:num w:numId="2" w16cid:durableId="1577665256">
     <w:abstractNumId w:val="0"/>
   </w:num>
 </w:numbering>
 </file>
 
 <file path=word/styles.xml><?xml version="1.0" encoding="utf-8"?>
-<w:styles xmlns:mc="http://schemas.openxmlformats.org/markup-compatibility/2006" xmlns:r="http://schemas.openxmlformats.org/officeDocument/2006/relationships" xmlns:w="http://schemas.openxmlformats.org/wordprocessingml/2006/main" xmlns:w14="http://schemas.microsoft.com/office/word/2010/wordml" xmlns:w15="http://schemas.microsoft.com/office/word/2012/wordml" xmlns:w16cex="http://schemas.microsoft.com/office/word/2018/wordml/cex" xmlns:w16cid="http://schemas.microsoft.com/office/word/2016/wordml/cid" xmlns:w16="http://schemas.microsoft.com/office/word/2018/wordml" xmlns:w16se="http://schemas.microsoft.com/office/word/2015/wordml/symex" mc:Ignorable="w14 w15 w16se w16cid w16 w16cex">
+<w:styles xmlns:mc="http://schemas.openxmlformats.org/markup-compatibility/2006" xmlns:r="http://schemas.openxmlformats.org/officeDocument/2006/relationships" xmlns:w="http://schemas.openxmlformats.org/wordprocessingml/2006/main" xmlns:w14="http://schemas.microsoft.com/office/word/2010/wordml" xmlns:w15="http://schemas.microsoft.com/office/word/2012/wordml" xmlns:w16cex="http://schemas.microsoft.com/office/word/2018/wordml/cex" xmlns:w16cid="http://schemas.microsoft.com/office/word/2016/wordml/cid" xmlns:w16="http://schemas.microsoft.com/office/word/2018/wordml" xmlns:w16du="http://schemas.microsoft.com/office/word/2023/wordml/word16du" xmlns:w16sdtdh="http://schemas.microsoft.com/office/word/2020/wordml/sdtdatahash" xmlns:w16sdtfl="http://schemas.microsoft.com/office/word/2024/wordml/sdtformatlock" xmlns:w16se="http://schemas.microsoft.com/office/word/2015/wordml/symex" mc:Ignorable="w14 w15 w16se w16cid w16 w16cex w16sdtdh w16sdtfl w16du">
   <w:docDefaults>
     <w:rPrDefault>
       <w:rPr>
@@ -1470,7 +1470,7 @@
     <w:lsdException w:name="Table Web 2" w:semiHidden="1" w:unhideWhenUsed="1"/>
     <w:lsdException w:name="Table Web 3" w:semiHidden="1" w:unhideWhenUsed="1"/>
     <w:lsdException w:name="Balloon Text" w:semiHidden="1" w:unhideWhenUsed="1"/>
-    <w:lsdException w:name="Table Grid" w:semiHidden="1" w:uiPriority="59" w:unhideWhenUsed="1"/>
+    <w:lsdException w:name="Table Grid" w:uiPriority="59"/>
     <w:lsdException w:name="Table Theme" w:semiHidden="1" w:unhideWhenUsed="1"/>
     <w:lsdException w:name="Placeholder Text" w:semiHidden="1"/>
     <w:lsdException w:name="No Spacing" w:uiPriority="1" w:qFormat="1"/>
